--- a/일본판/2부/2부_12화_십_년.docx
+++ b/일본판/2부/2부_12화_십_년.docx
@@ -92,7 +92,7 @@
           <w:color w:val="555555"/>
           <w:sz w:val="22"/>
         </w:rPr>
-        <w:t>(2021年3月11日(木)、午前5時20分。桐生法律事務所。窓の外はまだ暗い。応接室の電気だけがついている。机の上に、控訴理由書の骨子を書いた紙の山。ソファに毛布をかぶった茜が丸まっている。遼が焙烙をこんろにかけ、いちばん小さな火にする。)</w:t>
+        <w:t>(2021年3月11日(木)、午前5時20分。桐生法律事務所。窓の外はまだ暗い。応接室の電気だけがついている。机の上に、控訴理由書の骨子を書いた紙の山。ソファに、毛布をかぶった茜が丸まっている。遼が焙烙をこんろにかけ、いちばん小さな火にする。)</w:t>
       </w:r>
     </w:p>
     <w:p>
@@ -171,7 +171,7 @@
           <w:i w:val="0"/>
           <w:sz w:val="22"/>
         </w:rPr>
-        <w:t>寝てません。目を閉じて、判決文を暗唱してただけです。「国が規制権限を行使しなかったことは、……予見可能性は認められるものの、結果回避可能性を肯定するには足りず」。……あの「ものの」が、どうしても、喉に引っかかって。</w:t>
+        <w:t>寝てません。目を閉じて判決文を暗唱してただけです。「国が規制権限を行使しなかったことは、……予見可能性は認められるものの、結果回避可能性を肯定するには足りず」。……あの「ものの」が、どうしても喉に引っかかって。</w:t>
       </w:r>
     </w:p>
     <w:p>
@@ -227,7 +227,7 @@
           <w:i w:val="0"/>
           <w:sz w:val="22"/>
         </w:rPr>
-        <w:t>先生。昨日の夜、結局、先生、寝ましたか。</w:t>
+        <w:t>先生。昨日の夜、結局、先生は寝ましたか。</w:t>
       </w:r>
     </w:p>
     <w:p>
@@ -321,7 +321,7 @@
           <w:color w:val="555555"/>
           <w:sz w:val="22"/>
         </w:rPr>
-        <w:t>(焙烙から、香ばしい匂いが立ちのぼる。扉が開き、三浦が紙袋を提げて入ってくる。)</w:t>
+        <w:t>(焙烙から香ばしい匂いが立ちのぼる。扉が開き、三浦が紙袋を提げて入ってくる。)</w:t>
       </w:r>
     </w:p>
     <w:p>
@@ -390,7 +390,7 @@
           <w:i w:val="0"/>
           <w:sz w:val="22"/>
         </w:rPr>
-        <w:t>今日は、早く来るって決めてたんです。家でテレビつけたら、十年前の映像ばっかりで。つけてられなくて。(紙袋から、おにぎりを三つ出す)梅と、鮭と、昆布。陸が、「母ちゃん、それ俺の分もある?」って。合格したら、図々しくなりました。</w:t>
+        <w:t>今日は早く来るって決めてたんです。家でテレビつけたら、十年前の映像ばっかりで。つけてられなくて。(紙袋からおにぎりを三つ出す)梅と鮭と昆布。陸が「母ちゃん、それ俺の分もある?」って。合格したら、図々しくなりました。</w:t>
       </w:r>
     </w:p>
     <w:p>
@@ -436,7 +436,7 @@
           <w:i w:val="0"/>
           <w:sz w:val="22"/>
         </w:rPr>
-        <w:t>採寸、昨日行きました。袖が長すぎて。「大きくなるから」って言ったら、「なる前提で買うな」って。</w:t>
+        <w:t>採寸は昨日行きました。袖が長すぎて。「大きくなるから」って言ったら、「なる前提で買うな」って。</w:t>
       </w:r>
     </w:p>
     <w:p>
@@ -469,7 +469,7 @@
           <w:i w:val="0"/>
           <w:sz w:val="22"/>
         </w:rPr>
-        <w:t>なる前提で買う、のが、親の仕事ですよね。</w:t>
+        <w:t>なる前提で買うのが親の仕事ですよね。</w:t>
       </w:r>
     </w:p>
     <w:p>
@@ -484,7 +484,7 @@
           <w:color w:val="555555"/>
           <w:sz w:val="22"/>
         </w:rPr>
-        <w:t>(焙烙から、細い煙が一本、すうっと上がる。遼が火を止める。)</w:t>
+        <w:t>(焙烙から細い煙が一本、すうっと上がる。遼が火を止める。)</w:t>
       </w:r>
     </w:p>
     <w:p>
@@ -530,7 +530,7 @@
           <w:i w:val="0"/>
           <w:sz w:val="22"/>
         </w:rPr>
-        <w:t>今日の分、ですね。(湯呑みを三つ並べる)控訴は、二週間。三月二十四日までに、控訴状。理由書は五十日以内、でしたね。</w:t>
+        <w:t>今日の分ですね。(湯呑みを三つ並べる)控訴は二週間。三月二十四日までに、控訴状。理由書は五十日以内でしたね。</w:t>
       </w:r>
     </w:p>
     <w:p>
@@ -553,7 +553,7 @@
           <w:i w:val="0"/>
           <w:sz w:val="22"/>
         </w:rPr>
-        <w:t>はい。民事訴訟法二八五条と三一二条。理由書は、後から出しても大丈夫です。でも、国の責任を落とした部分は、一審の事実認定をどこから崩すか、骨子だけは今日中に。</w:t>
+        <w:t>はい。民事訴訟法二八五条と民事訴訟規則一八二条。理由書は後から出しても大丈夫です。でも、国の責任を落とした部分は、一審の事実認定をどこから崩すか、骨子だけは今日中に。</w:t>
       </w:r>
     </w:p>
     <w:p>
@@ -576,7 +576,7 @@
           <w:i w:val="0"/>
           <w:sz w:val="22"/>
         </w:rPr>
-        <w:t>今日は、骨子はいいです。</w:t>
+        <w:t>今日は骨子はいいです。</w:t>
       </w:r>
     </w:p>
     <w:p>
@@ -622,7 +622,7 @@
           <w:i w:val="0"/>
           <w:sz w:val="22"/>
         </w:rPr>
-        <w:t>午後は、波戸の浜に行きます。二時四十六分は、そこで迎えたいんです。……あの判決を書いた人たちは、まだ、あの浜に立ったことが、一度しかない。僕らは、何度も行きました。</w:t>
+        <w:t>午後は、波戸の浜に行きます。二時四十六分はそこで迎えたいんです。……あの判決を書いた人たちは、まだあの浜に立ったことが一度しかない。僕らは何度も行きました。</w:t>
       </w:r>
     </w:p>
     <w:p>
@@ -668,7 +668,7 @@
           <w:i w:val="0"/>
           <w:sz w:val="22"/>
         </w:rPr>
-        <w:t>ええ。その一回の分だけ、判決に、浜の風が入っています。あとは、僕らが運びます。</w:t>
+        <w:t>ええ。その一回の分だけ、判決に浜の風が入っています。あとは僕らが運びます。</w:t>
       </w:r>
     </w:p>
     <w:p>
@@ -706,7 +706,7 @@
           <w:i w:val="0"/>
           <w:sz w:val="22"/>
         </w:rPr>
-        <w:t>先生。私、十年前の今日、大学の合格発表の翌週で、春休みだったんです。仙台の祖母の家に遊びに行く前の日。</w:t>
+        <w:t>先生。私、十年前の今日は大学の合格発表の翌週で、春休みだったんです。仙台の祖母の家に遊びに行く前の日。</w:t>
       </w:r>
     </w:p>
     <w:p>
@@ -762,7 +762,7 @@
           <w:i w:val="0"/>
           <w:sz w:val="22"/>
         </w:rPr>
-        <w:t>汐見の体育館の床が、波みたいに揺れて。あのとき、私、携帯で友だちに「大丈夫?」って打つことしか考えてなかった。あのときは、弁護士になるなんて、思ってもいませんでした。</w:t>
+        <w:t>汐見の体育館の床が、波みたいに揺れて。あのとき私、携帯で友だちに「大丈夫?」って打つことしか考えてなかった。あのときは、弁護士になるなんて思ってもいませんでした。</w:t>
       </w:r>
     </w:p>
     <w:p>
@@ -785,7 +785,7 @@
           <w:i w:val="0"/>
           <w:sz w:val="22"/>
         </w:rPr>
-        <w:t>十年一昔と言いますが、人の進路を変えるには、十分です。</w:t>
+        <w:t>十年一昔と言いますが、人の進路を変えるには十分です。</w:t>
       </w:r>
     </w:p>
     <w:p>
@@ -800,7 +800,7 @@
           <w:color w:val="555555"/>
           <w:sz w:val="22"/>
         </w:rPr>
-        <w:t>(階段で、郵便受けが鳴る。三浦が降りて、すぐに戻ってくる。手に、厚手の白い封筒。)</w:t>
+        <w:t>(階段で郵便受けが鳴る。三浦が降りて、すぐに戻ってくる。手に厚手の白い封筒。)</w:t>
       </w:r>
     </w:p>
     <w:p>
@@ -856,7 +856,7 @@
           <w:i w:val="0"/>
           <w:sz w:val="22"/>
         </w:rPr>
-        <w:t>……開けるのは、あとにします。浜から、戻ってから。</w:t>
+        <w:t>……開けるのはあとにします。浜から戻ってから。</w:t>
       </w:r>
     </w:p>
     <w:p>
@@ -886,7 +886,7 @@
           <w:color w:val="555555"/>
           <w:sz w:val="22"/>
         </w:rPr>
-        <w:t>(午前10時。国道六号を南へ。大城の白いワゴンが、検問所の手前で停まる。後部座席に、杖を抱えた遠藤、その隣に遼。助手席には、紙コップを積んだ女将。窓の外に、バリケードと、膝の高さまで伸びた枯れ草。)</w:t>
+        <w:t>(午前10時。国道六号を南へ。大城の白いワゴンが検問所の手前で停まる。後部座席に、杖を抱えた遠藤、その隣に遼。助手席には紙コップを積んだ女将。窓の外に、バリケードと膝の高さまで伸びた枯れ草。)</w:t>
       </w:r>
     </w:p>
     <w:p>
@@ -942,7 +942,7 @@
           <w:i w:val="0"/>
           <w:sz w:val="22"/>
         </w:rPr>
-        <w:t>線量計の貸し出しは、あちらで。マスクは、任意でお願いしています。</w:t>
+        <w:t>線量計の貸し出しは、あちらで。マスクは任意でお願いしています。</w:t>
       </w:r>
     </w:p>
     <w:p>
@@ -965,7 +965,7 @@
           <w:i w:val="0"/>
           <w:sz w:val="22"/>
         </w:rPr>
-        <w:t>分かってます。もう、十回以上、通ってますから。</w:t>
+        <w:t>分かってます。もう十回以上通ってますから。</w:t>
       </w:r>
     </w:p>
     <w:p>
@@ -980,7 +980,7 @@
           <w:color w:val="555555"/>
           <w:sz w:val="22"/>
         </w:rPr>
-        <w:t>(ゲートが上がる。車が、ゆっくり動き出す。)</w:t>
+        <w:t>(ゲートが上がる。車がゆっくり動き出す。)</w:t>
       </w:r>
     </w:p>
     <w:p>
@@ -1003,7 +1003,7 @@
           <w:i w:val="0"/>
           <w:sz w:val="22"/>
         </w:rPr>
-        <w:t>去年は、コロナで、慰霊祭、人を絞ったっぺ。今年は、百人は来るって聞いたけど。</w:t>
+        <w:t>去年はコロナで、慰霊祭は人を絞ったっぺ。今年は百人は来るって聞いたけど。</w:t>
       </w:r>
     </w:p>
     <w:p>
@@ -1026,7 +1026,7 @@
           <w:i w:val="0"/>
           <w:sz w:val="22"/>
         </w:rPr>
-        <w:t>九十八人、申込があった。県外から来る人は、検査の紙が要るから、少ないけど。</w:t>
+        <w:t>九十八人、申込があった。県外から来る人は検査の紙が要るから少ないけど。</w:t>
       </w:r>
     </w:p>
     <w:p>
@@ -1059,7 +1059,7 @@
           <w:i w:val="0"/>
           <w:sz w:val="22"/>
         </w:rPr>
-        <w:t>……あれは、堀内の床屋だ。</w:t>
+        <w:t>……あれは堀内の床屋だ。</w:t>
       </w:r>
     </w:p>
     <w:p>
@@ -1105,7 +1105,7 @@
           <w:i w:val="0"/>
           <w:sz w:val="22"/>
         </w:rPr>
-        <w:t>赤と青の、くるくる回る看板が、まだ残ってる。回らねえけどな。おら、あそこで、四十年、髪切ってた。「サブちゃん、今日はどうする」「いつもの」。それだけで、通じた。</w:t>
+        <w:t>赤と青のくるくる回る看板が、まだ残ってる。回らねえけどな。おら、あそこで四十年髪切ってた。「サブちゃん、今日はどうする」「いつもの」。それだけで、通じた。</w:t>
       </w:r>
     </w:p>
     <w:p>
@@ -1128,7 +1128,7 @@
           <w:i w:val="0"/>
           <w:sz w:val="22"/>
         </w:rPr>
-        <w:t>髪、まだ、こんなに残ってるのにね。</w:t>
+        <w:t>髪、まだこんなに残ってるのにね。</w:t>
       </w:r>
     </w:p>
     <w:p>
@@ -1151,7 +1151,7 @@
           <w:i w:val="0"/>
           <w:sz w:val="22"/>
         </w:rPr>
-        <w:t>んだ。(白髪に、自分で触れる)十年、切らなかったら、もっと伸びるかと思ったども、切れちまうもんだな。</w:t>
+        <w:t>んだ。(白髪に自分で触れる)十年切らなかったら、もっと伸びるかと思ったども、切れちまうもんだな。</w:t>
       </w:r>
     </w:p>
     <w:p>
@@ -1166,7 +1166,7 @@
           <w:color w:val="555555"/>
           <w:sz w:val="22"/>
         </w:rPr>
-        <w:t>(車が、信号のない交差点を、まっすぐ通り過ぎる。信号機は動かないまま、錆びた首をかしげている。)</w:t>
+        <w:t>(車が信号のない交差点をまっすぐ通り過ぎる。信号機は動かないまま、錆びた首をかしげている。)</w:t>
       </w:r>
     </w:p>
     <w:p>
@@ -1189,7 +1189,7 @@
           <w:i w:val="0"/>
           <w:sz w:val="22"/>
         </w:rPr>
-        <w:t>見て。あの田んぼ。去年まで、草だらけだったのに。</w:t>
+        <w:t>見て。あの田んぼ。去年まで草だらけだったのに。</w:t>
       </w:r>
     </w:p>
     <w:p>
@@ -1222,7 +1222,7 @@
           <w:i w:val="0"/>
           <w:sz w:val="22"/>
         </w:rPr>
-        <w:t>……除染の、表土が、剥がれたんですね。</w:t>
+        <w:t>……除染の表土が剥がれたんですね。</w:t>
       </w:r>
     </w:p>
     <w:p>
@@ -1245,7 +1245,7 @@
           <w:i w:val="0"/>
           <w:sz w:val="22"/>
         </w:rPr>
-        <w:t>黒い袋の山が、運ばれていった。なくなって、土が出て。それで、また、草が生えて。なくなったのか、変わったのか、あたしには、分かんない。</w:t>
+        <w:t>黒い袋の山が運ばれていった。なくなって、土が出て。それでまた草が生えて。なくなったのか、変わったのか、あたしには分かんない。</w:t>
       </w:r>
     </w:p>
     <w:p>
@@ -1283,7 +1283,7 @@
           <w:color w:val="555555"/>
           <w:sz w:val="22"/>
         </w:rPr>
-        <w:t>(車内が静かになる。ダッシュボードの線量計が、規則的に鳴る。)</w:t>
+        <w:t>(車内が静かになる。ダッシュボードの線量計が規則的に鳴る。)</w:t>
       </w:r>
     </w:p>
     <w:p>
@@ -1306,7 +1306,7 @@
           <w:i w:val="0"/>
           <w:sz w:val="22"/>
         </w:rPr>
-        <w:t>大城さん。今日、僕は、話さなくていいですか。</w:t>
+        <w:t>大城さん。今日、僕は話さなくていいですか。</w:t>
       </w:r>
     </w:p>
     <w:p>
@@ -1329,7 +1329,7 @@
           <w:i w:val="0"/>
           <w:sz w:val="22"/>
         </w:rPr>
-        <w:t>話すのは、あたし。あんたは、見てればいい。それも、弁護士の仕事でしょ。</w:t>
+        <w:t>話すのはあたし。あんたは見てればいい。それも弁護士の仕事でしょ。</w:t>
       </w:r>
     </w:p>
     <w:p>
@@ -1367,7 +1367,7 @@
           <w:color w:val="555555"/>
           <w:sz w:val="22"/>
         </w:rPr>
-        <w:t>(車が、小高い丘の下で停まる。丘の向こうに、海が見える。防潮堤の灰色の壁が、水平線の上に、一本の線を引いている。)</w:t>
+        <w:t>(車が小高い丘の下で停まる。丘の向こうに海が見える。防潮堤の灰色の壁が、水平線の上に一本の線を引いている。)</w:t>
       </w:r>
     </w:p>
     <w:p>
@@ -1400,7 +1400,7 @@
           <w:i w:val="0"/>
           <w:sz w:val="22"/>
         </w:rPr>
-        <w:t>着いたな。……おら、年を取った。十年かけて、やっとここまで来るのに。</w:t>
+        <w:t>着いたな。……おら、年を取った。十年かけて、やっとここまで来た。</w:t>
       </w:r>
     </w:p>
     <w:p>
@@ -1446,7 +1446,7 @@
           <w:i w:val="0"/>
           <w:sz w:val="22"/>
         </w:rPr>
-        <w:t>いや。この足で行く。この足で、降りる。(杖を地面に突き、一歩、踏み出す)……ああ。砂が、変わってねえ。</w:t>
+        <w:t>いや。この足で行く。この足で降りる。(杖を地面に突き、一歩踏み出す)……ああ。砂が変わってねえ。</w:t>
       </w:r>
     </w:p>
     <w:p>
@@ -1476,7 +1476,7 @@
           <w:color w:val="555555"/>
           <w:sz w:val="22"/>
         </w:rPr>
-        <w:t>(午前11時30分。波戸の浜。防潮堤のふもとに、白い布をかけた長机の祭壇。海に向かって、位牌の代わりの小さな石が、二千とんで数十個、横一列に並んでいる。亡くなった町民一人に一つ。受付のテントに、喪服の列と、作業着の列。)</w:t>
+        <w:t>(午前11時30分。波戸の浜。防潮堤のふもとに白い布をかけた長机の祭壇。海に向かって、位牌の代わりの小さな石が二千とんで数十個、横一列に並んでいる。亡くなった町民一人に一つ。受付のテントに喪服の列と作業着の列。)</w:t>
       </w:r>
     </w:p>
     <w:p>
@@ -1499,7 +1499,7 @@
           <w:i w:val="0"/>
           <w:sz w:val="22"/>
         </w:rPr>
-        <w:t>こっち、受付。名前と、住んでるとこ、書いて。(紙を渡す)県外の人は、市町村名だけでいいよ。</w:t>
+        <w:t>こっち、受付。名前と住んでるとこ書いて。(紙を渡す)県外の人は市町村名だけでいいよ。</w:t>
       </w:r>
     </w:p>
     <w:p>
@@ -1514,7 +1514,7 @@
           <w:color w:val="555555"/>
           <w:sz w:val="22"/>
         </w:rPr>
-        <w:t>(遼が、受付の脇で立ち止まる。長机の端に、白い菊の花束が並んでいる。いちばん端に、背の高い白百合の供花。札に、「衆議院議員 真壁功」。)</w:t>
+        <w:t>(遼が受付の脇で立ち止まる。長机の端に、白い菊の花束が並んでいる。いちばん端に、背の高い白百合の供花。札に、「衆議院議員 真壁功」。)</w:t>
       </w:r>
     </w:p>
     <w:p>
@@ -1547,7 +1547,7 @@
           <w:i w:val="0"/>
           <w:sz w:val="22"/>
         </w:rPr>
-        <w:t>……あの花、さっき届いたんだよ。トラックで。運転手さんが、「どこに置きますか」って、おろおろして。</w:t>
+        <w:t>……あの花、さっき届いたんだよ。トラックで。運転手さんが「どこに置きますか」って、おろおろして。</w:t>
       </w:r>
     </w:p>
     <w:p>
@@ -1580,7 +1580,7 @@
           <w:i w:val="0"/>
           <w:sz w:val="22"/>
         </w:rPr>
-        <w:t>……僕から、聞いてみます。大城さんは。</w:t>
+        <w:t>……僕から聞いてみます。大城さんは。</w:t>
       </w:r>
     </w:p>
     <w:p>
@@ -1664,7 +1664,7 @@
           <w:i w:val="0"/>
           <w:sz w:val="22"/>
         </w:rPr>
-        <w:t>榊さん。……速達は、まだ読んでいません。</w:t>
+        <w:t>榊さん。……速達はまだ読んでいません。</w:t>
       </w:r>
     </w:p>
     <w:p>
@@ -1687,7 +1687,7 @@
           <w:i w:val="0"/>
           <w:sz w:val="22"/>
         </w:rPr>
-        <w:t>存じております。……お読みになるのは、慰霊祭の後で、よろしいかと。</w:t>
+        <w:t>存じております。……お読みになるのは慰霊祭の後で、よろしいかと。</w:t>
       </w:r>
     </w:p>
     <w:p>
@@ -1720,7 +1720,7 @@
           <w:i w:val="0"/>
           <w:sz w:val="22"/>
         </w:rPr>
-        <w:t>父は、今日、ここに来ないんですね。</w:t>
+        <w:t>父は今日ここに来ないんですね。</w:t>
       </w:r>
     </w:p>
     <w:p>
@@ -1743,7 +1743,7 @@
           <w:i w:val="0"/>
           <w:sz w:val="22"/>
         </w:rPr>
-        <w:t>先生は、東京で、本日午後二時四十六分に、国会で黙祷をなさいます。党の公式行事ですので。……ですが。</w:t>
+        <w:t>先生は東京で、本日午後二時四十六分に国会で黙祷をなさいます。党の公式行事ですので。……ですが。</w:t>
       </w:r>
     </w:p>
     <w:p>
@@ -1789,7 +1789,7 @@
           <w:i w:val="0"/>
           <w:sz w:val="22"/>
         </w:rPr>
-        <w:t>昨夜、先生は、判決文の全文を、お読みになりました。事務所で、一人で。二時間かけて。最後の頁を閉じられたあと、「花を出せ。二つだ」と、おっしゃいました。</w:t>
+        <w:t>昨夜、先生は判決文の全文をお読みになりました。事務所で一人で。二時間かけて。最後の頁を閉じられたあと、「花を出せ。二つだ」とおっしゃいました。</w:t>
       </w:r>
     </w:p>
     <w:p>
@@ -1835,7 +1835,7 @@
           <w:i w:val="0"/>
           <w:sz w:val="22"/>
         </w:rPr>
-        <w:t>一つは、ここの分。もう一つは、海潮寺の、桐生先生のお墓に。今朝のうちに、手配いたしました。</w:t>
+        <w:t>一つはここの分。もう一つは海潮寺の桐生先生のお墓に。今朝のうちに手配いたしました。</w:t>
       </w:r>
     </w:p>
     <w:p>
@@ -1859,16 +1859,16 @@
           <w:color w:val="555555"/>
           <w:sz w:val="22"/>
         </w:rPr>
-        <w:t>(黙って、頭を下げる)</w:t>
-      </w:r>
-      <w:r>
-        <w:rPr>
-          <w:rFonts w:ascii="Times New Roman" w:hAnsi="Times New Roman" w:eastAsia="Malgun Gothic"/>
-          <w:b w:val="0"/>
-          <w:i w:val="0"/>
-          <w:sz w:val="22"/>
-        </w:rPr>
-        <w:t>……ありがとうございます。父には、言いません。</w:t>
+        <w:t>(黙って頭を下げる)</w:t>
+      </w:r>
+      <w:r>
+        <w:rPr>
+          <w:rFonts w:ascii="Times New Roman" w:hAnsi="Times New Roman" w:eastAsia="Malgun Gothic"/>
+          <w:b w:val="0"/>
+          <w:i w:val="0"/>
+          <w:sz w:val="22"/>
+        </w:rPr>
+        <w:t>……ありがとうございます。父には言いません。</w:t>
       </w:r>
     </w:p>
     <w:p>
@@ -1891,7 +1891,7 @@
           <w:i w:val="0"/>
           <w:sz w:val="22"/>
         </w:rPr>
-        <w:t>先生も、「言うな」とおっしゃいました。……似た者同士で、いらっしゃいます。</w:t>
+        <w:t>先生も、「言うな」とおっしゃいました。……似た者同士でいらっしゃいます。</w:t>
       </w:r>
     </w:p>
     <w:p>
@@ -1906,7 +1906,7 @@
           <w:color w:val="555555"/>
           <w:sz w:val="22"/>
         </w:rPr>
-        <w:t>(長机の向こうから、大城が近づいてくる。喪服の上に、作業用のベストを羽織っている。)</w:t>
+        <w:t>(長机の向こうから、大城が近づいてくる。喪服の上に作業用のベストを羽織っている。)</w:t>
       </w:r>
     </w:p>
     <w:p>
@@ -1952,7 +1952,7 @@
           <w:i w:val="0"/>
           <w:sz w:val="22"/>
         </w:rPr>
-        <w:t>はい。真壁功の事務所の、榊でございます。</w:t>
+        <w:t>はい。真壁功の事務所の榊でございます。</w:t>
       </w:r>
     </w:p>
     <w:p>
@@ -1975,7 +1975,7 @@
           <w:i w:val="0"/>
           <w:sz w:val="22"/>
         </w:rPr>
-        <w:t>前に、うちの会の窓口に、「お見舞い」って書いた封筒、置いていった人。</w:t>
+        <w:t>前にうちの会の窓口に「お見舞い」って書いた封筒、置いていった人。</w:t>
       </w:r>
     </w:p>
     <w:p>
@@ -2021,7 +2021,7 @@
           <w:i w:val="0"/>
           <w:sz w:val="22"/>
         </w:rPr>
-        <w:t>開けずに、全部、帰した。今日も、お金は、受け取らない。</w:t>
+        <w:t>開けずに全部帰した。今日もお金は受け取らない。</w:t>
       </w:r>
     </w:p>
     <w:p>
@@ -2044,7 +2044,7 @@
           <w:i w:val="0"/>
           <w:sz w:val="22"/>
         </w:rPr>
-        <w:t>存じております。本日、私は、何も持参しておりません。花だけです。</w:t>
+        <w:t>存じております。本日、私は何も持参しておりません。花だけです。</w:t>
       </w:r>
     </w:p>
     <w:p>
@@ -2077,7 +2077,7 @@
           <w:i w:val="0"/>
           <w:sz w:val="22"/>
         </w:rPr>
-        <w:t>花には、罪はないと思ってる。けどね。花が、国の側の人の名前で並ぶのは、昨日の今日で、正直、きつい。</w:t>
+        <w:t>花には罪はないと思ってる。けどね。花が国の側の人の名前で並ぶのは、昨日の今日で、正直きつい。</w:t>
       </w:r>
     </w:p>
     <w:p>
@@ -2133,7 +2133,7 @@
           <w:i w:val="0"/>
           <w:sz w:val="22"/>
         </w:rPr>
-        <w:t>……置いていい。でも、場所は、あたしが決める。</w:t>
+        <w:t>……置いていい。でも場所はあたしが決める。</w:t>
       </w:r>
     </w:p>
     <w:p>
@@ -2179,7 +2179,7 @@
           <w:i w:val="0"/>
           <w:sz w:val="22"/>
         </w:rPr>
-        <w:t>来た順に、並べる。ここの花は、全部、そう。町内会の花も、県の花も、漁協の花も。名前の偉い順じゃない。一番端でも、一番前でもない。……真壁功の花は、八番目の列。遠藤のじいちゃんの隣の、三つ目。</w:t>
+        <w:t>来た順に、並べる。ここの花は全部そう。町内会の花も県の花も漁協の花も。名前の偉い順じゃない。一番端でも一番前でもない。……真壁功の花は八番目の列。遠藤のじいちゃんの隣の三つ目。</w:t>
       </w:r>
     </w:p>
     <w:p>
@@ -2212,7 +2212,7 @@
           <w:i w:val="0"/>
           <w:sz w:val="22"/>
         </w:rPr>
-        <w:t>おれの隣か。構わねえ。べつに、嫌いな花じゃねえ。</w:t>
+        <w:t>おれの隣か。構わねえ。べつに嫌いな花じゃねえ。</w:t>
       </w:r>
     </w:p>
     <w:p>
@@ -2258,7 +2258,7 @@
           <w:i w:val="0"/>
           <w:sz w:val="22"/>
         </w:rPr>
-        <w:t>耳は、まだ、いいんだ。</w:t>
+        <w:t>耳はまだいいんだ。</w:t>
       </w:r>
     </w:p>
     <w:p>
@@ -2273,7 +2273,7 @@
           <w:color w:val="555555"/>
           <w:sz w:val="22"/>
         </w:rPr>
-        <w:t>(榊が、もう一度、頭を下げる。供花が、スタッフの手で、列の中に収まっていく。海から、風が吹く。白百合の花びらが、一枚だけ、ふっと浮く。)</w:t>
+        <w:t>(榊がもう一度頭を下げる。供花がスタッフの手で、列の中に収まっていく。海から、風が吹く。白百合の花びらが、一枚だけふっと浮く。)</w:t>
       </w:r>
     </w:p>
     <w:p>
@@ -2303,7 +2303,7 @@
           <w:color w:val="555555"/>
           <w:sz w:val="22"/>
         </w:rPr>
-        <w:t>(午後2時40分。祭壇の前に、百人近くが並ぶ。防潮堤の上に、風にあおられる白い幕。柚木がカメラを提げ、少し離れて立つ。遠藤は、パイプ椅子に腰かけている。和代と翔太が、遼の斜め後ろにいる。)</w:t>
+        <w:t>(午後2時40分。祭壇の前に、百人近くが並ぶ。防潮堤の上に、風にあおられる白い幕。柚木がカメラを提げ、少し離れて立つ。遠藤はパイプ椅子に腰かけている。和代と翔太が遼の斜め後ろにいる。)</w:t>
       </w:r>
     </w:p>
     <w:p>
@@ -2336,7 +2336,7 @@
           <w:i w:val="0"/>
           <w:sz w:val="22"/>
         </w:rPr>
-        <w:t>みなさん。今日は、足元の悪い中、……いえ、足元は、いいですね。晴れました。(小さな笑いが起きる)ありがとうございます。あと三分で、二時四十六分です。</w:t>
+        <w:t>みなさん。今日は足元の悪い中、……いえ、足元はいいですね。晴れました。(小さな笑いが起きる)ありがとうございます。あと三分で二時四十六分です。</w:t>
       </w:r>
     </w:p>
     <w:p>
@@ -2351,7 +2351,7 @@
           <w:color w:val="555555"/>
           <w:sz w:val="22"/>
         </w:rPr>
-        <w:t>(防災無線が、遠くでかすかに鳴る。それが「黙祷」の合図だと、浜の全員が知っている。)</w:t>
+        <w:t>(防災無線が、遠くでかすかに鳴る。それが「黙祷」の合図だと浜の全員が知っている。)</w:t>
       </w:r>
     </w:p>
     <w:p>
@@ -2374,7 +2374,7 @@
           <w:i w:val="0"/>
           <w:sz w:val="22"/>
         </w:rPr>
-        <w:t>十年前の今日、この浜には、波が、十四メートルとちょっと、来ました。……(息を継ぐ)その数字が、本当に、予見できなかったのか。昨日、裁判所は、「できた」とも「できなかった」とも、はっきりは、言わなかった。でも、あたしたちは、この浜で、知ってます。数字より前に、足元が、揺れたことを。</w:t>
+        <w:t>十年前の今日、この浜には、波が十四メートルとちょっと来ました。……(息を継ぐ)その数字が本当に予見できなかったのか。昨日、裁判所は「できた」とも「できなかった」ともはっきりは言わなかった。でもあたしたちは、この浜で知ってます。数字より前に足元が揺れたことを。</w:t>
       </w:r>
     </w:p>
     <w:p>
@@ -2389,7 +2389,7 @@
           <w:color w:val="555555"/>
           <w:sz w:val="22"/>
         </w:rPr>
-        <w:t>(誰かのすすり泣き。それを、波の音が、すぐに引き取る。)</w:t>
+        <w:t>(誰かのすすり泣き。それを波の音がすぐに引き取る。)</w:t>
       </w:r>
     </w:p>
     <w:p>
@@ -2427,7 +2427,7 @@
           <w:color w:val="555555"/>
           <w:sz w:val="22"/>
         </w:rPr>
-        <w:t>(防災無線のサイレンが、一度、長く鳴る。全員が、目を閉じる。風の音。海鳥の声。ぎいぎいと、錆びた何かが、どこかで揺れている。遼は、目を閉じて、あの日の自分を、思い出そうとする。あの日、司法修習の研修所の教室で、窓が揺れた。携帯が、鳴らなかった。父の事務所には、電話が、つながらなかった。)</w:t>
+        <w:t>(防災無線のサイレンが一度長く鳴る。全員が目を閉じる。風の音。海鳥の声。ぎいぎいと錆びた何かが、どこかで揺れている。遼は目を閉じて、あの日の自分を思い出そうとする。あの日、司法修習の研修所の教室で窓が揺れた。携帯が鳴らなかった。父の事務所には電話がつながらなかった。)</w:t>
       </w:r>
     </w:p>
     <w:p>
@@ -2442,7 +2442,7 @@
           <w:color w:val="555555"/>
           <w:sz w:val="22"/>
         </w:rPr>
-        <w:t>(一分間。誰も動かない。遠藤が、杖の上で、両手を組み直す。)</w:t>
+        <w:t>(一分間。誰も動かない。遠藤が杖の上で両手を組み直す。)</w:t>
       </w:r>
     </w:p>
     <w:p>
@@ -2457,7 +2457,7 @@
           <w:color w:val="555555"/>
           <w:sz w:val="22"/>
         </w:rPr>
-        <w:t>(サイレンが、もう一度、鳴る。目を開ける。)</w:t>
+        <w:t>(サイレンがもう一度鳴る。目を開ける。)</w:t>
       </w:r>
     </w:p>
     <w:p>
@@ -2514,7 +2514,7 @@
           <w:color w:val="555555"/>
           <w:sz w:val="22"/>
         </w:rPr>
-        <w:t>(遠藤の肩に、そっと手を置く)</w:t>
+        <w:t>(遠藤の肩にそっと手を置く)</w:t>
       </w:r>
       <w:r>
         <w:rPr>
@@ -2546,7 +2546,7 @@
           <w:i w:val="0"/>
           <w:sz w:val="22"/>
         </w:rPr>
-        <w:t>前に、先生に言ったんだ。「判決まで、生きてられっか分かんねえ」って。……生きてたな、おら。</w:t>
+        <w:t>前に、先生に言ったんだ。「判決まで生きてられっか分かんねえ」って。……生きてたな、おら。</w:t>
       </w:r>
     </w:p>
     <w:p>
@@ -2569,7 +2569,7 @@
           <w:i w:val="0"/>
           <w:sz w:val="22"/>
         </w:rPr>
-        <w:t>遠藤さん。判決は、昨日、出ました。</w:t>
+        <w:t>遠藤さん。判決は昨日出ました。</w:t>
       </w:r>
     </w:p>
     <w:p>
@@ -2592,7 +2592,7 @@
           <w:i w:val="0"/>
           <w:sz w:val="22"/>
         </w:rPr>
-        <w:t>んだ。出た。でも、半分だ。電力は「悪かった」。国は「悪くねえ」。(海を見る)国が悪くねえんなら、あの十年、おらたちが追い出されたのは、誰のせいだべ。</w:t>
+        <w:t>んだ。出た。でも半分だ。電力は「悪かった」。国は「悪くねえ」。(海を見る)国が悪くねえんなら、あの十年、おらたちが追い出されたのは誰のせいだべ。</w:t>
       </w:r>
     </w:p>
     <w:p>
@@ -2638,7 +2638,7 @@
           <w:i w:val="0"/>
           <w:sz w:val="22"/>
         </w:rPr>
-        <w:t>んだべな。(杖に力を入れて立つ)おらが、生きてるうちに、終わるとは、思ってねえ。けどな、わけえ先生。道は、先に、歩く奴がいねえと、つかねえんだ。道がついてりゃ、後から来た奴が、杖なしで歩ける。</w:t>
+        <w:t>んだべな。(杖に力を入れて立つ)おらが生きてるうちに終わるとは思ってねえ。けどな、わけえ先生。道は先に歩く奴がいねえとつかねえんだ。道がついてりゃ、後から来た奴が杖なしで歩ける。</w:t>
       </w:r>
     </w:p>
     <w:p>
@@ -2653,7 +2653,7 @@
           <w:color w:val="555555"/>
           <w:sz w:val="22"/>
         </w:rPr>
-        <w:t>(翔太が、そっと遠藤の腕を支える。遠藤は、振り払わない。)</w:t>
+        <w:t>(翔太がそっと遠藤の腕を支える。遠藤は振り払わない。)</w:t>
       </w:r>
     </w:p>
     <w:p>
@@ -2676,7 +2676,7 @@
           <w:i w:val="0"/>
           <w:sz w:val="22"/>
         </w:rPr>
-        <w:t>翔太。お前が、おらの杖だな。</w:t>
+        <w:t>翔太。お前がおらの杖だな。</w:t>
       </w:r>
     </w:p>
     <w:p>
@@ -2699,7 +2699,7 @@
           <w:i w:val="0"/>
           <w:sz w:val="22"/>
         </w:rPr>
-        <w:t>いや、おれ、杖、細いっすよ。</w:t>
+        <w:t>いや、おれ、杖細いっすよ。</w:t>
       </w:r>
     </w:p>
     <w:p>
@@ -2737,7 +2737,7 @@
           <w:color w:val="555555"/>
           <w:sz w:val="22"/>
         </w:rPr>
-        <w:t>(柚木が、シャッターを一度だけ切る。音は、風に消える。)</w:t>
+        <w:t>(柚木がシャッターを一度だけ切る。音は風に消える。)</w:t>
       </w:r>
     </w:p>
     <w:p>
@@ -2767,7 +2767,7 @@
           <w:color w:val="555555"/>
           <w:sz w:val="22"/>
         </w:rPr>
-        <w:t>(午後3時。式が終わり、人々が、紙コップの茶をもらいに列をつくる。遼は、防潮堤の階段に腰をおろす。柚木が、少し間を置いて、隣に座る。手に、小さな線量計。)</w:t>
+        <w:t>(午後3時。式が終わり、人々が紙コップの茶をもらいに列をつくる。遼は防潮堤の階段に腰をおろす。柚木が少し間を置いて、隣に座る。手に小さな線量計。)</w:t>
       </w:r>
     </w:p>
     <w:p>
@@ -2836,7 +2836,7 @@
           <w:i w:val="0"/>
           <w:sz w:val="22"/>
         </w:rPr>
-        <w:t>〇・四。……下がってます。でも、これは、「ここの今」の数字だけです。町の奥は、まだ、二・一とか、三とか、出ます。</w:t>
+        <w:t>〇・四。……下がってます。でもこれは「ここの今」の数字だけです。町の奥はまだ、二・一とか三とか出ます。</w:t>
       </w:r>
     </w:p>
     <w:p>
@@ -2882,7 +2882,7 @@
           <w:i w:val="0"/>
           <w:sz w:val="22"/>
         </w:rPr>
-        <w:t>私の記事、今夜のぶん、書き出しは「十年」じゃなくて、「〇・三」にしようと思ってるんです。測った数字だけを、まず、置く。それから、人の言葉を。</w:t>
+        <w:t>私の記事、今夜のぶんの書き出しは「十年」じゃなくて「〇・三」にしようと思ってるんです。測った数字だけをまず置く。それから、人の言葉を。</w:t>
       </w:r>
     </w:p>
     <w:p>
@@ -2928,7 +2928,7 @@
           <w:i w:val="0"/>
           <w:sz w:val="22"/>
         </w:rPr>
-        <w:t>……真壁さん。昨日、判決のあと、記者クラブで、何人かに聞かれました。「国の責任が認められなかったのは、予想どおりでしたか」って。</w:t>
+        <w:t>……真壁さん。昨日、判決のあと記者クラブで何人かに聞かれました。「国の責任が認められなかったのは予想どおりでしたか」って。</w:t>
       </w:r>
     </w:p>
     <w:p>
@@ -2951,7 +2951,7 @@
           <w:i w:val="0"/>
           <w:sz w:val="22"/>
         </w:rPr>
-        <w:t>何て、答えたんですか。</w:t>
+        <w:t>何て答えたんですか。</w:t>
       </w:r>
     </w:p>
     <w:p>
@@ -2974,7 +2974,7 @@
           <w:i w:val="0"/>
           <w:sz w:val="22"/>
         </w:rPr>
-        <w:t>「予想はしていませんでしたが、驚いてもいません」。……私、あのとき、初めて、自分の顔が、すこし、年を取ったと思いました。</w:t>
+        <w:t>「予想はしていませんでしたが、驚いてもいません」。……私、あのとき初めて、自分の顔が少し年を取ったと思いました。</w:t>
       </w:r>
     </w:p>
     <w:p>
@@ -3007,7 +3007,7 @@
           <w:i w:val="0"/>
           <w:sz w:val="22"/>
         </w:rPr>
-        <w:t>僕も、そうです。昨日の夜、鏡の前で、昔の自分と、目が合いました。</w:t>
+        <w:t>僕も、そうです。昨日の夜、鏡の前で昔の自分と目が合いました。</w:t>
       </w:r>
     </w:p>
     <w:p>
@@ -3053,7 +3053,7 @@
           <w:i w:val="0"/>
           <w:sz w:val="22"/>
         </w:rPr>
-        <w:t>十五年前に、家を出た日の。</w:t>
+        <w:t>十五年前に家を出た日の。</w:t>
       </w:r>
     </w:p>
     <w:p>
@@ -3068,7 +3068,7 @@
           <w:color w:val="555555"/>
           <w:sz w:val="22"/>
         </w:rPr>
-        <w:t>(柚木は、返事をしない。波が、一度、大きく砕ける。)</w:t>
+        <w:t>(柚木は返事をしない。波が一度大きく砕ける。)</w:t>
       </w:r>
     </w:p>
     <w:p>
@@ -3091,7 +3091,7 @@
           <w:i w:val="0"/>
           <w:sz w:val="22"/>
         </w:rPr>
-        <w:t>……さっき、榊さんと、何を話してたんですか。</w:t>
+        <w:t>……さっき榊さんと何を話してたんですか。</w:t>
       </w:r>
     </w:p>
     <w:p>
@@ -3114,7 +3114,7 @@
           <w:i w:val="0"/>
           <w:sz w:val="22"/>
         </w:rPr>
-        <w:t>花のことです。それと、速達が来ていることを。</w:t>
+        <w:t>花のことです。それと速達が来ていることを。</w:t>
       </w:r>
     </w:p>
     <w:p>
@@ -3137,7 +3137,7 @@
           <w:i w:val="0"/>
           <w:sz w:val="22"/>
         </w:rPr>
-        <w:t>記事には、しません。</w:t>
+        <w:t>記事にはしません。</w:t>
       </w:r>
     </w:p>
     <w:p>
@@ -3183,7 +3183,7 @@
           <w:i w:val="0"/>
           <w:sz w:val="22"/>
         </w:rPr>
-        <w:t>約束したじゃないですか。「あの花の人の息子」のことは、書かない。いつか、真壁さんが、自分で言う日まで。</w:t>
+        <w:t>約束したじゃないですか。「あの花の人の息子」のことは書かない。いつか、真壁さんが自分で言う日まで。</w:t>
       </w:r>
     </w:p>
     <w:p>
@@ -3206,7 +3206,7 @@
           <w:i w:val="0"/>
           <w:sz w:val="22"/>
         </w:rPr>
-        <w:t>言いました。もう、言ってます。一昨年の暮れの、お寺で。</w:t>
+        <w:t>言いました。もう言ってます。一昨年の暮れの、お寺で。</w:t>
       </w:r>
     </w:p>
     <w:p>
@@ -3229,7 +3229,7 @@
           <w:i w:val="0"/>
           <w:sz w:val="22"/>
         </w:rPr>
-        <w:t>……じゃあ、書いてもいい?</w:t>
+        <w:t>……じゃあ書いてもいい?</w:t>
       </w:r>
     </w:p>
     <w:p>
@@ -3252,7 +3252,7 @@
           <w:i w:val="0"/>
           <w:sz w:val="22"/>
         </w:rPr>
-        <w:t>それを書くのは、あなたの記事の、最後の一行になる日です。今日じゃない。</w:t>
+        <w:t>それを書くのは、あなたの記事の最後の一行になる日です。今日じゃない。</w:t>
       </w:r>
     </w:p>
     <w:p>
@@ -3285,7 +3285,7 @@
           <w:i w:val="0"/>
           <w:sz w:val="22"/>
         </w:rPr>
-        <w:t>交渉、上手になりましたね。</w:t>
+        <w:t>交渉が上手になりましたね。</w:t>
       </w:r>
     </w:p>
     <w:p>
@@ -3300,7 +3300,7 @@
           <w:color w:val="555555"/>
           <w:sz w:val="22"/>
         </w:rPr>
-        <w:t>(遠くで、女将が手を振っている。「お茶、冷めるべー!」。二人は、立ち上がる。階段の下で、榊が、もう一度、深く一礼して、車に乗り込む。遼は、車が見えなくなるまで、その場に立つ。)</w:t>
+        <w:t>(遠くで女将が手を振っている。「お茶、冷めるべー!」。二人は立ち上がる。階段の下で榊がもう一度深く一礼して、車に乗り込む。遼は車が見えなくなるまで、その場に立つ。)</w:t>
       </w:r>
     </w:p>
     <w:p>
@@ -3330,7 +3330,7 @@
           <w:color w:val="555555"/>
           <w:sz w:val="22"/>
         </w:rPr>
-        <w:t>(午後6時30分。桐生法律事務所。応接室。長椅子と丸椅子が、足りない分、事務机から運ばれている。鉄瓶が、いつもより多めの湯を沸かしている。遠藤、和代、翔太、女将、茜、三浦、柚木。そして、ドアの近くに、会釈をして立ち尽くす、小柄な老婦人。)</w:t>
+        <w:t>(午後6時30分。桐生法律事務所。応接室。長椅子と丸椅子が足りない分、事務机から運ばれている。鉄瓶がいつもより多めの湯を沸かしている。遠藤、和代、翔太、女将、茜、三浦、柚木。そして、ドアの近くで会釈をして立ち尽くす小柄な老婦人。)</w:t>
       </w:r>
     </w:p>
     <w:p>
@@ -3363,7 +3363,7 @@
           <w:i w:val="0"/>
           <w:sz w:val="22"/>
         </w:rPr>
-        <w:t>……どうぞ、お入りください。</w:t>
+        <w:t>……どうぞお入りください。</w:t>
       </w:r>
     </w:p>
     <w:p>
@@ -3477,7 +3477,7 @@
           <w:color w:val="555555"/>
           <w:sz w:val="22"/>
         </w:rPr>
-        <w:t>(茜が、遼に、そっと耳打ちする。「村井さん。去年の九月、一時金で、訴えを取り下げた方です」。遼がうなずく。)</w:t>
+        <w:t>(茜が遼にそっと耳打ちする。「村井さん。去年の九月、一時金で訴えを取り下げた方です」。遼がうなずく。)</w:t>
       </w:r>
     </w:p>
     <w:p>
@@ -3523,7 +3523,7 @@
           <w:i w:val="0"/>
           <w:sz w:val="22"/>
         </w:rPr>
-        <w:t>……いえ。わたしみたいなのが、来る場所じゃ、ねえです。皆さんは、残った人たちで。わたしは、一時金を、もらって、抜けた人間だから。</w:t>
+        <w:t>……いえ。わたしみたいなのが、来る場所じゃねえです。皆さんは残った人たちで。わたしは一時金をもらって、抜けた人間だから。</w:t>
       </w:r>
     </w:p>
     <w:p>
@@ -3569,7 +3569,7 @@
           <w:i w:val="0"/>
           <w:sz w:val="22"/>
         </w:rPr>
-        <w:t>孫が、東京で、子どもが生まれたんです。「ばあちゃん、お金、あったほうがいい」って。わたしも、もう、八十近いし。裁判の終わるの、待ってられねえって、思ってしまって。それで、判を、押したんです。……昨日の判決、新聞で、読みました。国は負けなかった。でも、電力は、負けた。わたしが、あの紙に判を押さなければ、もう少し、もらえたんだろかって。</w:t>
+        <w:t>孫に東京で子どもが生まれたんです。「ばあちゃん、お金あったほうがいい」って。わたしももう八十近いし。裁判の終わるの待ってられねえって思ってしまって。それで判を押したんです。……昨日の判決、新聞で読みました。国は負けなかった。でも電力は負けた。わたしがあの紙に判を押さなければ、もう少しもらえたんだろかって。</w:t>
       </w:r>
     </w:p>
     <w:p>
@@ -3602,7 +3602,7 @@
           <w:i w:val="0"/>
           <w:sz w:val="22"/>
         </w:rPr>
-        <w:t>村井さん。一時金を選んだのは、間違いではありません。生活を守る選択でした。……ここは、判決の勝ち負けを、報告する場所ではないんです。</w:t>
+        <w:t>村井さん。一時金を選んだのは、間違いではありません。生活を守る選択でした。……ここは、判決の勝ち負けを報告する場所ではないんです。</w:t>
       </w:r>
     </w:p>
     <w:p>
@@ -3648,7 +3648,7 @@
           <w:i w:val="0"/>
           <w:sz w:val="22"/>
         </w:rPr>
-        <w:t>トメさん。入れ。ここの茶は、来た順だ。</w:t>
+        <w:t>トメさん。入れ。ここの茶は来た順だ。</w:t>
       </w:r>
     </w:p>
     <w:p>
@@ -3694,7 +3694,7 @@
           <w:i w:val="0"/>
           <w:sz w:val="22"/>
         </w:rPr>
-        <w:t>先生のところの決まりだ。いちばん長く待った者から、茶を飲む。おらが、八年九か月、待った。いまは、十年だ。(丸椅子を引く)今日は、トメさんが、最初だ。</w:t>
+        <w:t>先生のところの決まりだ。いちばん長く待った者から、茶を飲む。おらが八年九か月待った。いまは十年だ。(丸椅子を引く)今日は、トメさんが最初だ。</w:t>
       </w:r>
     </w:p>
     <w:p>
@@ -3718,7 +3718,7 @@
           <w:color w:val="555555"/>
           <w:sz w:val="22"/>
         </w:rPr>
-        <w:t>(湯呑みを持つ手が、止まる)</w:t>
+        <w:t>(湯呑みを持つ手が止まる)</w:t>
       </w:r>
       <w:r>
         <w:rPr>
@@ -3750,7 +3750,7 @@
           <w:i w:val="0"/>
           <w:sz w:val="22"/>
         </w:rPr>
-        <w:t>今日の一番は、一番遠くから来た者だ。トメさん、県境の、向こうの町から、バスを、乗り継いだんだべ。</w:t>
+        <w:t>今日の一番は一番遠くから来た者だ。トメさん、県境の向こうの町から、バスを乗り継いだんだべ。</w:t>
       </w:r>
     </w:p>
     <w:p>
@@ -3773,7 +3773,7 @@
           <w:i w:val="0"/>
           <w:sz w:val="22"/>
         </w:rPr>
-        <w:t>……三時間、かかりました。</w:t>
+        <w:t>……三時間かかりました。</w:t>
       </w:r>
     </w:p>
     <w:p>
@@ -3796,7 +3796,7 @@
           <w:i w:val="0"/>
           <w:sz w:val="22"/>
         </w:rPr>
-        <w:t>んじゃ、決まりだ。</w:t>
+        <w:t>んじゃ決まりだ。</w:t>
       </w:r>
     </w:p>
     <w:p>
@@ -3811,7 +3811,7 @@
           <w:color w:val="555555"/>
           <w:sz w:val="22"/>
         </w:rPr>
-        <w:t>(三浦が、鉄瓶から急須に湯を注ぐ。最初の湯呑みを、トメの前に置く。二つ目は、遠藤。三つ目は、和代。)</w:t>
+        <w:t>(三浦が鉄瓶から急須に湯を注ぐ。最初の湯呑みを、トメの前に置く。二つ目は遠藤。三つ目は和代。)</w:t>
       </w:r>
     </w:p>
     <w:p>
@@ -3867,7 +3867,7 @@
           <w:i w:val="0"/>
           <w:sz w:val="22"/>
         </w:rPr>
-        <w:t>トメさん。うちの人が、死んだとき、トメさん、あたしに、手作りの漬物、持ってきてくれたべ。覚えてる。あれ、食べられなくて、泣きながら、全部、食べた。</w:t>
+        <w:t>トメさん。うちの人が死んだとき、トメさん、あたしに手作りの漬物持ってきてくれたべ。覚えてる。あれ、食べられなくて、泣きながら全部食べた。</w:t>
       </w:r>
     </w:p>
     <w:p>
@@ -3923,7 +3923,7 @@
           <w:i w:val="0"/>
           <w:sz w:val="22"/>
         </w:rPr>
-        <w:t>判決の勝ち負けより、そっちの方が、あたしにとっては、大きかったよ。</w:t>
+        <w:t>判決の勝ち負けより、そっちの方があたしにとっては大きかったよ。</w:t>
       </w:r>
     </w:p>
     <w:p>
@@ -3938,7 +3938,7 @@
           <w:color w:val="555555"/>
           <w:sz w:val="22"/>
         </w:rPr>
-        <w:t>(翔太が、窓際で、紙コップの麦茶を持っている。落ち着かない様子で、足を組み替える。)</w:t>
+        <w:t>(翔太が窓際で紙コップの麦茶を持っている。落ち着かない様子で、足を組み替える。)</w:t>
       </w:r>
     </w:p>
     <w:p>
@@ -3984,7 +3984,7 @@
           <w:i w:val="0"/>
           <w:sz w:val="22"/>
         </w:rPr>
-        <w:t>……いや。その。おれ、小学校のとき、授業参観で、詩を読まされたんす。波戸小の、三年のとき。三月の、国語で。……あの地震の、ちょうど一年前の。</w:t>
+        <w:t>……いや。その。おれ、小学校のとき授業参観で詩を読まされたんす。波戸小の三年のとき。三月の国語で。……あの地震のちょうど一年前の。</w:t>
       </w:r>
     </w:p>
     <w:p>
@@ -4030,7 +4030,7 @@
           <w:i w:val="0"/>
           <w:sz w:val="22"/>
         </w:rPr>
-        <w:t>父ちゃんが、見に来てくれて。「声が小せえ」って、帰りに言われて。今でも、なんか、全部、覚えてて。</w:t>
+        <w:t>父ちゃんが、見に来てくれて。「声が小せえ」って、帰りに言われて。今でもなんか全部覚えてて。</w:t>
       </w:r>
     </w:p>
     <w:p>
@@ -4086,7 +4086,7 @@
           <w:i w:val="0"/>
           <w:sz w:val="22"/>
         </w:rPr>
-        <w:t>今、っすか。</w:t>
+        <w:t>今っすか。</w:t>
       </w:r>
     </w:p>
     <w:p>
@@ -4124,7 +4124,7 @@
           <w:color w:val="555555"/>
           <w:sz w:val="22"/>
         </w:rPr>
-        <w:t>(翔太は、しばらく黙ってから、立ち上がる。両手を、腿の脇に添える。)</w:t>
+        <w:t>(翔太はしばらく黙ってから、立ち上がる。両手を腿の脇に添える。)</w:t>
       </w:r>
     </w:p>
     <w:p>
@@ -4148,7 +4148,7 @@
           <w:color w:val="555555"/>
           <w:sz w:val="22"/>
         </w:rPr>
-        <w:t>(声が小さい。少しずつ、大きくなる)</w:t>
+        <w:t>(声が小さい。少しずつ大きくなる)</w:t>
       </w:r>
       <w:r>
         <w:rPr>
@@ -4238,7 +4238,7 @@
           <w:color w:val="555555"/>
           <w:sz w:val="22"/>
         </w:rPr>
-        <w:t>(読み終えて、翔太は、少し照れて、座る。誰も、拍手をしない。トメが、湯呑みを、静かに置く。)</w:t>
+        <w:t>(読み終えて、翔太は少し照れて座る。誰も拍手をしない。トメが湯呑みを静かに置く。)</w:t>
       </w:r>
     </w:p>
     <w:p>
@@ -4284,7 +4284,7 @@
           <w:i w:val="0"/>
           <w:sz w:val="22"/>
         </w:rPr>
-        <w:t>小鳥は、残った者。鈴は、抜けた者。……そういう読み方も、できるな。</w:t>
+        <w:t>小鳥は残った者。鈴は抜けた者。……そういう読み方もできるな。</w:t>
       </w:r>
     </w:p>
     <w:p>
@@ -4307,7 +4307,7 @@
           <w:i w:val="0"/>
           <w:sz w:val="22"/>
         </w:rPr>
-        <w:t>遠藤さん、それ、国語の先生が聞いたら、怒りますよ。</w:t>
+        <w:t>遠藤さん、それ国語の先生が聞いたら怒りますよ。</w:t>
       </w:r>
     </w:p>
     <w:p>
@@ -4330,7 +4330,7 @@
           <w:i w:val="0"/>
           <w:sz w:val="22"/>
         </w:rPr>
-        <w:t>怒られてえ。もう、誰も、おらを怒ってくれる奴が、いねえ。</w:t>
+        <w:t>怒られてえ。もう誰も、おらを怒ってくれる奴がいねえ。</w:t>
       </w:r>
     </w:p>
     <w:p>
@@ -4345,7 +4345,7 @@
           <w:color w:val="555555"/>
           <w:sz w:val="22"/>
         </w:rPr>
-        <w:t>(笑いが、静かに広がる。女将が、鼻をすすりながら、湯呑みを配って回る。)</w:t>
+        <w:t>(笑いが、静かに広がる。女将が、鼻をすすりながら湯呑みを配って回る。)</w:t>
       </w:r>
     </w:p>
     <w:p>
@@ -4378,7 +4378,7 @@
           <w:i w:val="0"/>
           <w:sz w:val="22"/>
         </w:rPr>
-        <w:t>先生。控訴、なさるんでしょう。</w:t>
+        <w:t>先生。控訴なさるんでしょう。</w:t>
       </w:r>
     </w:p>
     <w:p>
@@ -4424,7 +4424,7 @@
           <w:i w:val="0"/>
           <w:sz w:val="22"/>
         </w:rPr>
-        <w:t>わたしは、もう、原告じゃ、ねえけんど。傍聴席の、いちばん後ろで、ええですか。</w:t>
+        <w:t>わたしは、もう原告じゃねえけんど。傍聴席のいちばん後ろでええですか。</w:t>
       </w:r>
     </w:p>
     <w:p>
@@ -4447,7 +4447,7 @@
           <w:i w:val="0"/>
           <w:sz w:val="22"/>
         </w:rPr>
-        <w:t>傍聴席は、どなたにも、開いています。いちばん前でも、いちばん後ろでも。……憲法の、決まりです。</w:t>
+        <w:t>傍聴席は、どなたにも開いています。いちばん前でもいちばん後ろでも。……憲法の定めです。</w:t>
       </w:r>
     </w:p>
     <w:p>
@@ -4480,7 +4480,7 @@
           <w:i w:val="0"/>
           <w:sz w:val="22"/>
         </w:rPr>
-        <w:t>ありがとう、ございます。</w:t>
+        <w:t>ありがとうございます。</w:t>
       </w:r>
     </w:p>
     <w:p>
@@ -4495,7 +4495,7 @@
           <w:color w:val="555555"/>
           <w:sz w:val="22"/>
         </w:rPr>
-        <w:t>(柚木が、手帳に、「みんなちがって」とだけ書いて、閉じる。窓の外、駅前の掲示板の「真壁いさお 国政報告会」のポスターが、街灯の下で、色あせている。)</w:t>
+        <w:t>(柚木が手帳に「みんなちがって」とだけ書いて、閉じる。窓の外、駅前の掲示板の「真壁いさお 国政報告会」のポスターが街灯の下で色あせている。)</w:t>
       </w:r>
     </w:p>
     <w:p>
@@ -4525,7 +4525,7 @@
           <w:color w:val="555555"/>
           <w:sz w:val="22"/>
         </w:rPr>
-        <w:t>(午後9時。人々が帰り、応接室には湯呑みが洗って伏せてある。三浦が帰り支度をしている。茜は、床に落ちた毛布を畳んでいる。入口のガラス戸に、「桐生法律事務所」の金文字。階段の外灯が、その文字の影を床に落とす。)</w:t>
+        <w:t>(午後9時。人々が帰り、応接室には湯呑みが洗って伏せてある。三浦が帰り支度をしている。茜は床に落ちた毛布を畳んでいる。入口のガラス戸に「桐生法律事務所」の金文字。階段の外灯が、その文字の影を床に落とす。)</w:t>
       </w:r>
     </w:p>
     <w:p>
@@ -4548,7 +4548,7 @@
           <w:i w:val="0"/>
           <w:sz w:val="22"/>
         </w:rPr>
-        <w:t>三浦さん。先生、まだ、残るんですか。</w:t>
+        <w:t>三浦さん。先生、まだ残るんですか。</w:t>
       </w:r>
     </w:p>
     <w:p>
@@ -4571,7 +4571,7 @@
           <w:i w:val="0"/>
           <w:sz w:val="22"/>
         </w:rPr>
-        <w:t>速達、まだ、開けてないでしょ。</w:t>
+        <w:t>速達、まだ開けてないでしょ。</w:t>
       </w:r>
     </w:p>
     <w:p>
@@ -4617,7 +4617,7 @@
           <w:i w:val="0"/>
           <w:sz w:val="22"/>
         </w:rPr>
-        <w:t>ええ。……私たち、先に帰りましょう。</w:t>
+        <w:t>ええ。……私たち先に帰りましょう。</w:t>
       </w:r>
     </w:p>
     <w:p>
@@ -4641,16 +4641,16 @@
           <w:color w:val="555555"/>
           <w:sz w:val="22"/>
         </w:rPr>
-        <w:t>(帰り支度をしながら、ふと、ガラス戸の金文字を見る)</w:t>
-      </w:r>
-      <w:r>
-        <w:rPr>
-          <w:rFonts w:ascii="Times New Roman" w:hAnsi="Times New Roman" w:eastAsia="Malgun Gothic"/>
-          <w:b w:val="0"/>
-          <w:i w:val="0"/>
-          <w:sz w:val="22"/>
-        </w:rPr>
-        <w:t>先生。ひとつだけ、いいですか。</w:t>
+        <w:t>(帰り支度をしながらふとガラス戸の金文字を見る)</w:t>
+      </w:r>
+      <w:r>
+        <w:rPr>
+          <w:rFonts w:ascii="Times New Roman" w:hAnsi="Times New Roman" w:eastAsia="Malgun Gothic"/>
+          <w:b w:val="0"/>
+          <w:i w:val="0"/>
+          <w:sz w:val="22"/>
+        </w:rPr>
+        <w:t>先生。ひとつだけいいですか。</w:t>
       </w:r>
     </w:p>
     <w:p>
@@ -4696,7 +4696,7 @@
           <w:i w:val="0"/>
           <w:sz w:val="22"/>
         </w:rPr>
-        <w:t>この看板、ずっと、このままなんですか。「桐生」の名前で。私、今日、「桐生の事務所の弁護士です」って、初対面の人に、三回、言いました。</w:t>
+        <w:t>この看板、ずっとこのままなんですか。「桐生」の名前で。私、今日「桐生の事務所の弁護士です」って初対面の人に三回言いました。</w:t>
       </w:r>
     </w:p>
     <w:p>
@@ -4742,7 +4742,7 @@
           <w:i w:val="0"/>
           <w:sz w:val="22"/>
         </w:rPr>
-        <w:t>いえ。……誇らしかったです。でも、先生の名前は、どこに、あるのかなって。</w:t>
+        <w:t>いえ。……誇らしかったです。でも先生の名前はどこにあるのかなって。</w:t>
       </w:r>
     </w:p>
     <w:p>
@@ -4775,7 +4775,7 @@
           <w:i w:val="0"/>
           <w:sz w:val="22"/>
         </w:rPr>
-        <w:t>茜さん。看板は、建てた人の名前のものじゃありません。この町の人が、待ち合わせに使う場所の名前です。「桐生のとこ」で通じる間は、そのままに。</w:t>
+        <w:t>茜さん。看板は建てた人の名前のものじゃありません。この町の人が待ち合わせに使う場所の名前です。「桐生のとこ」で通じる間は、そのままに。</w:t>
       </w:r>
     </w:p>
     <w:p>
@@ -4798,7 +4798,7 @@
           <w:i w:val="0"/>
           <w:sz w:val="22"/>
         </w:rPr>
-        <w:t>それに、「真壁法律事務所」って書いたら、あの花の人と、同じ名字になっちゃう。</w:t>
+        <w:t>それに「真壁法律事務所」って書いたら、あの花の人と同じ名字になっちゃう。</w:t>
       </w:r>
     </w:p>
     <w:p>
@@ -4900,7 +4900,7 @@
           <w:i w:val="0"/>
           <w:sz w:val="22"/>
         </w:rPr>
-        <w:t>本気の半分を、冗談で包む。先生に、教わりました。</w:t>
+        <w:t>本気の半分を冗談で包む。先生に教わりました。</w:t>
       </w:r>
     </w:p>
     <w:p>
@@ -4915,7 +4915,7 @@
           <w:color w:val="555555"/>
           <w:sz w:val="22"/>
         </w:rPr>
-        <w:t>(茜と三浦が、並んで階段を降りる。足音が、遠くなる。遼は、応接室の電気を一つだけ残し、机に、白い封筒を置く。鉄瓶の横。)</w:t>
+        <w:t>(茜と三浦が並んで階段を降りる。足音が、遠くなる。遼は応接室の電気を一つだけ残し、机に白い封筒を置く。鉄瓶の横。)</w:t>
       </w:r>
     </w:p>
     <w:p>
@@ -4930,7 +4930,7 @@
           <w:color w:val="555555"/>
           <w:sz w:val="22"/>
         </w:rPr>
-        <w:t>(封を切る。中に、薄い便箋が一枚。それと、折りたたんだ、もう一枚の紙。便箋は、榊の整った字。)</w:t>
+        <w:t>(封を切る。中に薄い便箋が一枚。それと、折りたたんだもう一枚の紙。便箋は榊の整った字。)</w:t>
       </w:r>
     </w:p>
     <w:p>
@@ -4963,7 +4963,7 @@
           <w:i w:val="0"/>
           <w:sz w:val="22"/>
         </w:rPr>
-        <w:t>「遼さん。先生の指示により、同封いたします。私の筆跡で書くことが、先生のご希望でした。——判決は、読んだ。国の部分は、私の仕事だ。——以上、先生の言葉を、そのまま」。</w:t>
+        <w:t>「遼さん。先生の指示により、同封いたします。私の筆跡で書くことが先生のご希望でした。——判決は読んだ。国の部分は私の仕事だ。——以上、先生の言葉をそのまま」。</w:t>
       </w:r>
     </w:p>
     <w:p>
@@ -5011,7 +5011,7 @@
           <w:i w:val="0"/>
           <w:sz w:val="22"/>
         </w:rPr>
-        <w:t>「遼へ。お父さんは、緑茶しか飲まない人ですが、昨夜、台所で、ほうじ茶の缶を探していました。ありません、と言ったら、黙って、湯を沸かしていました。母より」。</w:t>
+        <w:t>「遼へ。お父さんは緑茶しか飲まない人ですが、昨夜、台所でほうじ茶の缶を探していました。ありません、と言ったら、黙って湯を沸かしていました。母より」。</w:t>
       </w:r>
     </w:p>
     <w:p>
@@ -5026,7 +5026,7 @@
           <w:color w:val="555555"/>
           <w:sz w:val="22"/>
         </w:rPr>
-        <w:t>(遼は、しばらく動かない。やがて、便箋を、桐生の机の一番上の引き出しに、静かにしまう。引き出しの中に、すでに、古い大学ノートの一枚。かつて、桐生が書き留めた詩。)</w:t>
+        <w:t>(遼はしばらく動かない。やがて便箋を桐生の机の一番上の引き出しに静かにしまう。引き出しの中にはすでに、古い大学ノートの一枚。かつて桐生が書き留めた詩。)</w:t>
       </w:r>
     </w:p>
     <w:p>
@@ -5049,7 +5049,7 @@
           <w:i w:val="0"/>
           <w:sz w:val="22"/>
         </w:rPr>
-        <w:t>……先生。「国の部分は、私の仕事だ」って、どういう意味だと、思いますか。</w:t>
+        <w:t>……先生。「国の部分は私の仕事だ」って、どういう意味だと思いますか。</w:t>
       </w:r>
     </w:p>
     <w:p>
@@ -5064,7 +5064,7 @@
           <w:color w:val="555555"/>
           <w:sz w:val="22"/>
         </w:rPr>
-        <w:t>(返事は、ない。鉄瓶の湯が、小さく、鳴る。)</w:t>
+        <w:t>(返事はない。鉄瓶の湯が小さく鳴る。)</w:t>
       </w:r>
     </w:p>
     <w:p>
@@ -5087,7 +5087,7 @@
           <w:i w:val="0"/>
           <w:sz w:val="22"/>
         </w:rPr>
-        <w:t>国に、手を入れられるのは、国の中の人間だけ、という意味か。それとも、責任を、取るという意味か。あるいは、ただの、一行か。</w:t>
+        <w:t>国に手を入れられるのは国の中の人間だけ、という意味か。それとも責任を取るという意味か。あるいはただの一行か。</w:t>
       </w:r>
     </w:p>
     <w:p>
@@ -5102,7 +5102,7 @@
           <w:color w:val="555555"/>
           <w:sz w:val="22"/>
         </w:rPr>
-        <w:t>(遼は、少し笑い、焙烙を取り出す。)</w:t>
+        <w:t>(遼は少し笑い、焙烙を取り出す。)</w:t>
       </w:r>
     </w:p>
     <w:p>
@@ -5140,7 +5140,7 @@
           <w:color w:val="555555"/>
           <w:sz w:val="22"/>
         </w:rPr>
-        <w:t>(いちばん小さな火。焙烙を、静かに揺する。しばらくして、細い煙が、一本。)</w:t>
+        <w:t>(いちばん小さな火。焙烙を静かに揺する。しばらくして細い煙が一本。)</w:t>
       </w:r>
     </w:p>
     <w:p>
@@ -5170,7 +5170,7 @@
           <w:color w:val="555555"/>
           <w:sz w:val="22"/>
         </w:rPr>
-        <w:t>(午後10時40分。応接室。机のスタンド。遼の携帯が、机の上で、短く震える。画面に、見知らぬ固定電話の番号。遼は、二回目の呼び出し音で、取る。)</w:t>
+        <w:t>(午後10時40分。応接室。机のスタンド。遼の携帯が、机の上で短く震える。画面に、見知らぬ固定電話の番号。遼は二回目の呼び出し音で取る。)</w:t>
       </w:r>
     </w:p>
     <w:p>
@@ -5208,7 +5208,7 @@
           <w:color w:val="555555"/>
           <w:sz w:val="22"/>
         </w:rPr>
-        <w:t>(電話の向こうで、咳払いが、一つ。それから、長い沈黙。)</w:t>
+        <w:t>(電話の向こうで咳払いが一つ。それから長い沈黙。)</w:t>
       </w:r>
     </w:p>
     <w:p>
@@ -5320,7 +5320,7 @@
           <w:i w:val="0"/>
           <w:sz w:val="22"/>
         </w:rPr>
-        <w:t>榊を、通さなかった。私の、電話だ。</w:t>
+        <w:t>榊を通さなかった。私の電話だ。</w:t>
       </w:r>
     </w:p>
     <w:p>
@@ -5366,7 +5366,7 @@
           <w:i w:val="0"/>
           <w:sz w:val="22"/>
         </w:rPr>
-        <w:t>今、議員宿舎の、自分の部屋だ。国会の、黙祷のあと、党の会合があって、さっき、戻った。</w:t>
+        <w:t>今、議員宿舎の自分の部屋だ。国会の黙祷のあと党の会合があって、さっき戻った。</w:t>
       </w:r>
     </w:p>
     <w:p>
@@ -5473,7 +5473,7 @@
           <w:color w:val="555555"/>
           <w:sz w:val="22"/>
         </w:rPr>
-        <w:t>(沈黙。受話器の向こうで、時計の音が、聞こえる。遼は、窓の外の、駅前のポスターを見る。「国政報告会」。同じ名前の、同じ顔。)</w:t>
+        <w:t>(沈黙。受話器の向こうで時計の音が聞こえる。遼は窓の外の駅前のポスターを見る。「国政報告会」。同じ名前の、同じ顔。)</w:t>
       </w:r>
     </w:p>
     <w:p>
@@ -5542,7 +5542,7 @@
           <w:i w:val="0"/>
           <w:sz w:val="22"/>
         </w:rPr>
-        <w:t>そうか。……(声が、少しだけ、低くなる)法の通りに、やれ。</w:t>
+        <w:t>そうか。……(声が少しだけ低くなる)法の通りにやれ。</w:t>
       </w:r>
     </w:p>
     <w:p>
@@ -5565,7 +5565,7 @@
           <w:i w:val="0"/>
           <w:sz w:val="22"/>
         </w:rPr>
-        <w:t>はい。そのつもりです。桐生先生の、おそばに、いた日から。</w:t>
+        <w:t>はい。そのつもりです。桐生先生のおそばに、いた日から。</w:t>
       </w:r>
     </w:p>
     <w:p>
@@ -5634,7 +5634,7 @@
           <w:i w:val="0"/>
           <w:sz w:val="22"/>
         </w:rPr>
-        <w:t>知っている。花を、出した。</w:t>
+        <w:t>知っている。花を出した。</w:t>
       </w:r>
     </w:p>
     <w:p>
@@ -5657,7 +5657,7 @@
           <w:i w:val="0"/>
           <w:sz w:val="22"/>
         </w:rPr>
-        <w:t>母から、聞きました。ほうじ茶を、探されたと。</w:t>
+        <w:t>母から聞きました。ほうじ茶を探されたと。</w:t>
       </w:r>
     </w:p>
     <w:p>
@@ -5681,7 +5681,7 @@
           <w:color w:val="555555"/>
           <w:sz w:val="22"/>
         </w:rPr>
-        <w:t>(短く、咳払い)</w:t>
+        <w:t>(短く咳払い)</w:t>
       </w:r>
       <w:r>
         <w:rPr>
@@ -5713,7 +5713,7 @@
           <w:i w:val="0"/>
           <w:sz w:val="22"/>
         </w:rPr>
-        <w:t>母の手紙は、いつも、余計なことばかり、書いてあります。</w:t>
+        <w:t>母の手紙は、いつも余計なことばかり書いてあります。</w:t>
       </w:r>
     </w:p>
     <w:p>
@@ -5737,16 +5737,16 @@
           <w:color w:val="555555"/>
           <w:sz w:val="22"/>
         </w:rPr>
-        <w:t>(かすかな息。笑いにも、ため息にも、聞こえる)</w:t>
-      </w:r>
-      <w:r>
-        <w:rPr>
-          <w:rFonts w:ascii="Times New Roman" w:hAnsi="Times New Roman" w:eastAsia="Malgun Gothic"/>
-          <w:b w:val="0"/>
-          <w:i w:val="0"/>
-          <w:sz w:val="22"/>
-        </w:rPr>
-        <w:t>……あれは、昔から、そうだ。</w:t>
+        <w:t>(かすかな息。笑いにもため息にも聞こえる)</w:t>
+      </w:r>
+      <w:r>
+        <w:rPr>
+          <w:rFonts w:ascii="Times New Roman" w:hAnsi="Times New Roman" w:eastAsia="Malgun Gothic"/>
+          <w:b w:val="0"/>
+          <w:i w:val="0"/>
+          <w:sz w:val="22"/>
+        </w:rPr>
+        <w:t>……あれは昔から、そうだ。</w:t>
       </w:r>
     </w:p>
     <w:p>
@@ -5761,7 +5761,7 @@
           <w:color w:val="555555"/>
           <w:sz w:val="22"/>
         </w:rPr>
-        <w:t>(また、沈黙。長い。遼は、鉄瓶の湯呑みに、手を伸ばさない。)</w:t>
+        <w:t>(また、沈黙。長い。遼は鉄瓶の横の湯呑みに手を伸ばさない。)</w:t>
       </w:r>
     </w:p>
     <w:p>
@@ -5845,7 +5845,7 @@
           <w:color w:val="555555"/>
           <w:sz w:val="22"/>
         </w:rPr>
-        <w:t>(遼の指が、机の縁を、強く握る。窓ガラスに、スタンドの光が、小さく映っている。)</w:t>
+        <w:t>(遼の指が、机の縁を強く握る。窓ガラスにスタンドの光が小さく映っている。)</w:t>
       </w:r>
     </w:p>
     <w:p>
@@ -5914,7 +5914,7 @@
           <w:i w:val="0"/>
           <w:sz w:val="22"/>
         </w:rPr>
-        <w:t>僕が、東京へ行きます。</w:t>
+        <w:t>僕が東京へ行きます。</w:t>
       </w:r>
     </w:p>
     <w:p>
@@ -5960,7 +5960,7 @@
           <w:i w:val="0"/>
           <w:sz w:val="22"/>
         </w:rPr>
-        <w:t>依頼人が、います。期日の、合間なら。……一つだけ、お願いがあります。</w:t>
+        <w:t>依頼人がいます。期日の、合間なら。……一つだけお願いがあります。</w:t>
       </w:r>
     </w:p>
     <w:p>
@@ -6006,7 +6006,7 @@
           <w:i w:val="0"/>
           <w:sz w:val="22"/>
         </w:rPr>
-        <w:t>事務所には、来ないでください。この事務所は、桐生先生の、場所です。</w:t>
+        <w:t>事務所には来ないでください。この事務所は桐生先生の場所です。</w:t>
       </w:r>
     </w:p>
     <w:p>
@@ -6062,7 +6062,7 @@
           <w:i w:val="0"/>
           <w:sz w:val="22"/>
         </w:rPr>
-        <w:t>それと、父さん。……お茶を、出します。ほうじ茶ですが。</w:t>
+        <w:t>それと、父さん。……お茶を出します。ほうじ茶ですが。</w:t>
       </w:r>
     </w:p>
     <w:p>
@@ -6118,7 +6118,7 @@
           <w:i w:val="0"/>
           <w:sz w:val="22"/>
         </w:rPr>
-        <w:t>一杯で、結構です。</w:t>
+        <w:t>一杯で結構です。</w:t>
       </w:r>
     </w:p>
     <w:p>
@@ -6156,7 +6156,7 @@
           <w:color w:val="555555"/>
           <w:sz w:val="22"/>
         </w:rPr>
-        <w:t>(通話が切れる。遼は、携帯を耳から離さないまま、しばらく動かない。画面の「通話終了」の文字が、暗くなる。)</w:t>
+        <w:t>(通話が切れる。遼は携帯を耳から離さないまま、しばらく動かない。画面の「通話終了」の文字が暗くなる。)</w:t>
       </w:r>
     </w:p>
     <w:p>
@@ -6186,7 +6186,7 @@
           <w:color w:val="555555"/>
           <w:sz w:val="22"/>
         </w:rPr>
-        <w:t>(午後11時。応接室。遼が、湯呑みを三つ、並べている。一つめは、一番手前。二つめは、その隣。三つめは、窓際の、誰も座っていない椅子の前。——それから、少し迷って、もう一つ、四つめを、並べる。)</w:t>
+        <w:t>(午後11時。応接室。遼が湯呑みを三つ並べている。一つめは一番手前。二つめはその隣。三つめは窓際の、誰も座っていない椅子の前。——それから、少し迷って、もう一つ、四つめを並べる。)</w:t>
       </w:r>
     </w:p>
     <w:p>
@@ -6201,7 +6201,7 @@
           <w:color w:val="555555"/>
           <w:sz w:val="22"/>
         </w:rPr>
-        <w:t>(階段のきしむ音。三浦が、忘れ物を取りに戻ってくる。)</w:t>
+        <w:t>(階段のきしむ音。三浦が忘れ物を取りに戻ってくる。)</w:t>
       </w:r>
     </w:p>
     <w:p>
@@ -6224,7 +6224,7 @@
           <w:i w:val="0"/>
           <w:sz w:val="22"/>
         </w:rPr>
-        <w:t>すみません。マフラー、……あれ。真壁さん、まだ。</w:t>
+        <w:t>マフラー、……あれ。真壁さん、まだ。</w:t>
       </w:r>
     </w:p>
     <w:p>
@@ -6247,7 +6247,7 @@
           <w:i w:val="0"/>
           <w:sz w:val="22"/>
         </w:rPr>
-        <w:t>ええ。もう、帰ります。</w:t>
+        <w:t>ええ。もう帰ります。</w:t>
       </w:r>
     </w:p>
     <w:p>
@@ -6349,7 +6349,7 @@
           <w:i w:val="0"/>
           <w:sz w:val="22"/>
         </w:rPr>
-        <w:t>もう一つは、……まだ、決めていません。</w:t>
+        <w:t>もう一つは……まだ決めていません。</w:t>
       </w:r>
     </w:p>
     <w:p>
@@ -6373,16 +6373,16 @@
           <w:color w:val="555555"/>
           <w:sz w:val="22"/>
         </w:rPr>
-        <w:t>(黙って、マフラーを巻く。それから、ふと)</w:t>
-      </w:r>
-      <w:r>
-        <w:rPr>
-          <w:rFonts w:ascii="Times New Roman" w:hAnsi="Times New Roman" w:eastAsia="Malgun Gothic"/>
-          <w:b w:val="0"/>
-          <w:i w:val="0"/>
-          <w:sz w:val="22"/>
-        </w:rPr>
-        <w:t>お父さんから、ですか。電話。</w:t>
+        <w:t>(黙ってマフラーを巻く。それから、ふと)</w:t>
+      </w:r>
+      <w:r>
+        <w:rPr>
+          <w:rFonts w:ascii="Times New Roman" w:hAnsi="Times New Roman" w:eastAsia="Malgun Gothic"/>
+          <w:b w:val="0"/>
+          <w:i w:val="0"/>
+          <w:sz w:val="22"/>
+        </w:rPr>
+        <w:t>お父さんからですか。電話。</w:t>
       </w:r>
     </w:p>
     <w:p>
@@ -6438,7 +6438,7 @@
           <w:i w:val="0"/>
           <w:sz w:val="22"/>
         </w:rPr>
-        <w:t>真壁さん、さっきから、鉄瓶を、三回、持ち上げては、置いてる。</w:t>
+        <w:t>真壁さん、さっきから鉄瓶を三回、持ち上げては置いてる。</w:t>
       </w:r>
     </w:p>
     <w:p>
@@ -6461,7 +6461,7 @@
           <w:i w:val="0"/>
           <w:sz w:val="22"/>
         </w:rPr>
-        <w:t>観察力を、僕に使わないでください。</w:t>
+        <w:t>観察力を僕に使わないでください。</w:t>
       </w:r>
     </w:p>
     <w:p>
@@ -6499,7 +6499,7 @@
           <w:color w:val="555555"/>
           <w:sz w:val="22"/>
         </w:rPr>
-        <w:t>(遼が、小さく笑う。三浦が、四つめの湯呑みに、そっと、手を添える。)</w:t>
+        <w:t>(遼が小さく笑う。三浦が、四つめの湯呑みにそっと手を添える。)</w:t>
       </w:r>
     </w:p>
     <w:p>
@@ -6522,7 +6522,7 @@
           <w:i w:val="0"/>
           <w:sz w:val="22"/>
         </w:rPr>
-        <w:t>来月、ですか。</w:t>
+        <w:t>来月ですか。</w:t>
       </w:r>
     </w:p>
     <w:p>
@@ -6568,7 +6568,7 @@
           <w:i w:val="0"/>
           <w:sz w:val="22"/>
         </w:rPr>
-        <w:t>行って、らっしゃい。(間)お茶は、持っていってください。この事務所の、鉄瓶じゃなくて、お茶の缶だけ。</w:t>
+        <w:t>行ってらっしゃい。(間)お茶は持っていってください。この事務所の鉄瓶じゃなくて、お茶の缶だけ。</w:t>
       </w:r>
     </w:p>
     <w:p>
@@ -6606,7 +6606,7 @@
           <w:color w:val="555555"/>
           <w:sz w:val="22"/>
         </w:rPr>
-        <w:t>(三浦が、階段を降りる。遼は、湯呑みを一つずつ、伏せる。四つめだけ、伏せずに、残す。電気を消す。ガラス戸の金文字が、外灯に、静かに光る。「桐生法律事務所」。)</w:t>
+        <w:t>(三浦が階段を降りる。遼は、湯呑みを一つずつ、伏せる。四つめだけ伏せずに残す。電気を消す。ガラス戸の金文字が外灯に静かに光る。「桐生法律事務所」。)</w:t>
       </w:r>
     </w:p>
     <w:p>
@@ -6621,7 +6621,7 @@
           <w:color w:val="555555"/>
           <w:sz w:val="22"/>
         </w:rPr>
-        <w:t>(窓の外、遠く、国道六号の方角に、波戸の浜の方に、小さな灯りが、一つ、ちらちら揺れている。誰かが、まだ、浜に、残っているのかもしれない。)</w:t>
+        <w:t>(窓の外、遠く国道六号の方角、波戸の浜のあたりに小さな灯りが一つ、ちらちら揺れている。誰かがまだ浜に残っているのかもしれない。)</w:t>
       </w:r>
     </w:p>
     <w:p>
@@ -6636,7 +6636,7 @@
           <w:color w:val="555555"/>
           <w:sz w:val="22"/>
         </w:rPr>
-        <w:t>(階段を降りて、遼は、外に出る。三月の夜風。湿った、かすかな潮の匂い。駅前の掲示板に、「真壁いさお 国政報告会」のポスターが、一枚、風にめくれる。遼は、それを、もう一度、貼り直さずに、通り過ぎる。)</w:t>
+        <w:t>(階段を降りて、遼は外に出る。三月の夜風。湿った、かすかな潮の匂い。駅前の掲示板に「真壁いさお 国政報告会」のポスターが一枚、風にめくれる。遼はそれをもう一度貼り直さずに、通り過ぎる。)</w:t>
       </w:r>
     </w:p>
     <w:p>
